--- a/a7/packages/A7 Unit 5 - Multi-Step Proportional Relationships/Lessons/5.02/A7 5.02 Scale Factor Perimeter and Area - Teacher Edition.docx
+++ b/a7/packages/A7 Unit 5 - Multi-Step Proportional Relationships/Lessons/5.02/A7 5.02 Scale Factor Perimeter and Area - Teacher Edition.docx
@@ -1751,7 +1751,7 @@
           <w:color w:val="6B6B6B"/>
           <w:sz w:val="19"/>
         </w:rPr>
-        <w:t xml:space="preserve">   1 retrieves 5.01 — copy ÷ original (yesterday).</w:t>
+        <w:t xml:space="preserve">   1 retrieves 5.01 — copy ÷ original; k under 1 (yesterday's closure promised it) (yesterday).</w:t>
       </w:r>
       <w:r>
         <w:rPr>
@@ -1830,7 +1830,7 @@
           <w:color w:val="1A1A1A"/>
           <w:sz w:val="21"/>
         </w:rPr>
-        <w:t>Reveal.  1. k = 2.5   2. 12   3. 9 and 27   4. P = 16 cm, A = 15 cm</w:t>
+        <w:t>Reveal.  1. k = 0.4   2. 12   3. 9 and 27   4. P = 16 cm, A = 15 cm</w:t>
       </w:r>
       <w:r>
         <w:rPr>
@@ -2090,7 +2090,7 @@
           <w:color w:val="1A1A1A"/>
           <w:sz w:val="21"/>
         </w:rPr>
-        <w:t>P 16 → 64, A 15 → 240.</w:t>
+        <w:t>P 18 → 72, A 18 → 288.</w:t>
       </w:r>
     </w:p>
     <w:p>
@@ -2189,7 +2189,7 @@
           <w:color w:val="1A1A1A"/>
           <w:sz w:val="21"/>
         </w:rPr>
-        <w:t>180 ÷ 20 = 9 is k</w:t>
+        <w:t>240 ÷ 15 = 16 is k</w:t>
       </w:r>
       <w:r>
         <w:rPr>
@@ -2208,7 +2208,7 @@
           <w:color w:val="1A1A1A"/>
           <w:sz w:val="21"/>
         </w:rPr>
-        <w:t>, so k = 3, and the side is 12.</w:t>
+        <w:t>, so k = 4, and the side is 12.</w:t>
       </w:r>
     </w:p>
     <w:p>
@@ -2344,7 +2344,7 @@
           <w:color w:val="6B6B6B"/>
           <w:sz w:val="19"/>
         </w:rPr>
-        <w:t xml:space="preserve"> [Notes I: a perimeter is lengths, × k]; 16 — added k [the additive error]</w:t>
+        <w:t xml:space="preserve"> [Notes I: a perimeter is lengths, × k]; 16 — added k [7.GR.1.5: the additive error — Math Nation's named misconception]</w:t>
       </w:r>
     </w:p>
     <w:p>
@@ -2603,7 +2603,7 @@
           <w:color w:val="6B6B6B"/>
           <w:sz w:val="19"/>
         </w:rPr>
-        <w:t xml:space="preserve">   (B) area × 2k: 'two lengths, so twice k' [Notes II: k × k, not k + k]; (C) area × k: the guide's named misconception [B1G-M 7.GR.1.5: scaling area like length]; (D) 10 + 3: the additive error [B1G-M]</w:t>
+        <w:t xml:space="preserve">   (B) area × 2k: 'two lengths, so twice k' [Notes II: k × k, not k + k]; (C) area × k: the guide's named misconception [B1G-M 7.GR.1.5: scaling area like length]; (D) 10 + 3: the additive error [7.GR.1.5: Math Nation's named misconception]</w:t>
       </w:r>
       <w:r>
         <w:rPr>
@@ -2762,7 +2762,7 @@
           <w:color w:val="6B6B6B"/>
           <w:sz w:val="19"/>
         </w:rPr>
-        <w:t>]; (C) 60 − 20: the additive error [B1G-M]</w:t>
+        <w:t>]; (C) 60 − 20: the additive error [7.GR.1.5: Math Nation's named misconception]</w:t>
       </w:r>
       <w:r>
         <w:rPr>
@@ -3058,6 +3058,48 @@
           <w:sz w:val="21"/>
         </w:rPr>
         <w:t>IXL: every listed skill is required, SmartScore 67.</w:t>
+      </w:r>
+    </w:p>
+    <w:p>
+      <w:pPr>
+        <w:spacing w:before="0" w:after="120"/>
+      </w:pPr>
+      <w:r>
+        <w:rPr>
+          <w:b/>
+          <w:i w:val="0"/>
+          <w:color w:val="1A1A1A"/>
+          <w:sz w:val="21"/>
+        </w:rPr>
+        <w:t>Variation.</w:t>
+      </w:r>
+      <w:r>
+        <w:rPr>
+          <w:b w:val="0"/>
+          <w:i w:val="0"/>
+          <w:color w:val="1A1A1A"/>
+          <w:sz w:val="21"/>
+        </w:rPr>
+        <w:t xml:space="preserve"> Boards 1–2 keep k = 2 and move from perimeter to area; 3 takes k under 1; 4 asks the area as a vote; 5 makes k a decimal. The pattern breaks at 6, where k comes from perimeters and the area ratio is asked. 7 is a triangle, 8 the extra number, 9 the reason in writing. The independent set walks the same path: perimeter × k, area × k</w:t>
+      </w:r>
+      <w:r>
+        <w:rPr>
+          <w:b w:val="0"/>
+          <w:i w:val="0"/>
+          <w:color w:val="1A1A1A"/>
+          <w:sz w:val="21"/>
+          <w:vertAlign w:val="superscript"/>
+        </w:rPr>
+        <w:t>2</w:t>
+      </w:r>
+      <w:r>
+        <w:rPr>
+          <w:b w:val="0"/>
+          <w:i w:val="0"/>
+          <w:color w:val="1A1A1A"/>
+          <w:sz w:val="21"/>
+        </w:rPr>
+        <w:t>, k under 1, both on one rectangle, k from areas, the area ratio from perimeters.</w:t>
       </w:r>
     </w:p>
     <w:p>

--- a/a7/packages/A7 Unit 5 - Multi-Step Proportional Relationships/Lessons/5.02/A7 5.02 Scale Factor Perimeter and Area - Teacher Edition.docx
+++ b/a7/packages/A7 Unit 5 - Multi-Step Proportional Relationships/Lessons/5.02/A7 5.02 Scale Factor Perimeter and Area - Teacher Edition.docx
@@ -2307,7 +2307,50 @@
           <w:color w:val="1A1A1A"/>
           <w:sz w:val="21"/>
         </w:rPr>
-        <w:t xml:space="preserve">A figure with perimeter 14 cm is scaled by k = 2.  What is the copy's perimeter?  →  </w:t>
+        <w:t xml:space="preserve">A figure with perimeter 14 cm is scaled by </w:t>
+      </w:r>
+      <w:r>
+        <w:drawing>
+          <wp:inline xmlns:a="http://schemas.openxmlformats.org/drawingml/2006/main" xmlns:pic="http://schemas.openxmlformats.org/drawingml/2006/picture">
+            <wp:extent cx="310896" cy="118872"/>
+            <wp:docPr id="1" name="Picture 1"/>
+            <wp:cNvGraphicFramePr>
+              <a:graphicFrameLocks noChangeAspect="1"/>
+            </wp:cNvGraphicFramePr>
+            <a:graphic>
+              <a:graphicData uri="http://schemas.openxmlformats.org/drawingml/2006/picture">
+                <pic:pic>
+                  <pic:nvPicPr>
+                    <pic:cNvPr id="0" name="66a46555facf6d90.png"/>
+                    <pic:cNvPicPr/>
+                  </pic:nvPicPr>
+                  <pic:blipFill>
+                    <a:blip r:embed="rId9"/>
+                    <a:stretch>
+                      <a:fillRect/>
+                    </a:stretch>
+                  </pic:blipFill>
+                  <pic:spPr>
+                    <a:xfrm>
+                      <a:off x="0" y="0"/>
+                      <a:ext cx="310896" cy="118872"/>
+                    </a:xfrm>
+                    <a:prstGeom prst="rect"/>
+                  </pic:spPr>
+                </pic:pic>
+              </a:graphicData>
+            </a:graphic>
+          </wp:inline>
+        </w:drawing>
+      </w:r>
+      <w:r>
+        <w:rPr>
+          <w:b w:val="0"/>
+          <w:i w:val="0"/>
+          <w:color w:val="1A1A1A"/>
+          <w:sz w:val="21"/>
+        </w:rPr>
+        <w:t xml:space="preserve">.  What is the copy's perimeter?  →  </w:t>
       </w:r>
       <w:r>
         <w:rPr>
@@ -2377,17 +2420,41 @@
           <w:color w:val="1A1A1A"/>
           <w:sz w:val="21"/>
         </w:rPr>
-        <w:t>A figure with area 12 cm</w:t>
+        <w:t xml:space="preserve">A figure with area </w:t>
       </w:r>
       <w:r>
-        <w:rPr>
-          <w:b w:val="0"/>
-          <w:i w:val="0"/>
-          <w:color w:val="1A1A1A"/>
-          <w:sz w:val="21"/>
-          <w:vertAlign w:val="superscript"/>
-        </w:rPr>
-        <w:t>2</w:t>
+        <w:drawing>
+          <wp:inline xmlns:a="http://schemas.openxmlformats.org/drawingml/2006/main" xmlns:pic="http://schemas.openxmlformats.org/drawingml/2006/picture">
+            <wp:extent cx="423672" cy="143256"/>
+            <wp:docPr id="2" name="Picture 2"/>
+            <wp:cNvGraphicFramePr>
+              <a:graphicFrameLocks noChangeAspect="1"/>
+            </wp:cNvGraphicFramePr>
+            <a:graphic>
+              <a:graphicData uri="http://schemas.openxmlformats.org/drawingml/2006/picture">
+                <pic:pic>
+                  <pic:nvPicPr>
+                    <pic:cNvPr id="0" name="974f2fbe32a8983d.png"/>
+                    <pic:cNvPicPr/>
+                  </pic:nvPicPr>
+                  <pic:blipFill>
+                    <a:blip r:embed="rId10"/>
+                    <a:stretch>
+                      <a:fillRect/>
+                    </a:stretch>
+                  </pic:blipFill>
+                  <pic:spPr>
+                    <a:xfrm>
+                      <a:off x="0" y="0"/>
+                      <a:ext cx="423672" cy="143256"/>
+                    </a:xfrm>
+                    <a:prstGeom prst="rect"/>
+                  </pic:spPr>
+                </pic:pic>
+              </a:graphicData>
+            </a:graphic>
+          </wp:inline>
+        </w:drawing>
       </w:r>
       <w:r>
         <w:rPr>
@@ -2396,7 +2463,50 @@
           <w:color w:val="1A1A1A"/>
           <w:sz w:val="21"/>
         </w:rPr>
-        <w:t xml:space="preserve"> is scaled by k = 2.  What is the copy's area?  →  </w:t>
+        <w:t xml:space="preserve"> is scaled by </w:t>
+      </w:r>
+      <w:r>
+        <w:drawing>
+          <wp:inline xmlns:a="http://schemas.openxmlformats.org/drawingml/2006/main" xmlns:pic="http://schemas.openxmlformats.org/drawingml/2006/picture">
+            <wp:extent cx="310896" cy="118872"/>
+            <wp:docPr id="3" name="Picture 3"/>
+            <wp:cNvGraphicFramePr>
+              <a:graphicFrameLocks noChangeAspect="1"/>
+            </wp:cNvGraphicFramePr>
+            <a:graphic>
+              <a:graphicData uri="http://schemas.openxmlformats.org/drawingml/2006/picture">
+                <pic:pic>
+                  <pic:nvPicPr>
+                    <pic:cNvPr id="0" name="66a46555facf6d90.png"/>
+                    <pic:cNvPicPr/>
+                  </pic:nvPicPr>
+                  <pic:blipFill>
+                    <a:blip r:embed="rId9"/>
+                    <a:stretch>
+                      <a:fillRect/>
+                    </a:stretch>
+                  </pic:blipFill>
+                  <pic:spPr>
+                    <a:xfrm>
+                      <a:off x="0" y="0"/>
+                      <a:ext cx="310896" cy="118872"/>
+                    </a:xfrm>
+                    <a:prstGeom prst="rect"/>
+                  </pic:spPr>
+                </pic:pic>
+              </a:graphicData>
+            </a:graphic>
+          </wp:inline>
+        </w:drawing>
+      </w:r>
+      <w:r>
+        <w:rPr>
+          <w:b w:val="0"/>
+          <w:i w:val="0"/>
+          <w:color w:val="1A1A1A"/>
+          <w:sz w:val="21"/>
+        </w:rPr>
+        <w:t xml:space="preserve">.  What is the copy's area?  →  </w:t>
       </w:r>
       <w:r>
         <w:rPr>
@@ -2457,17 +2567,41 @@
           <w:color w:val="1A1A1A"/>
           <w:sz w:val="21"/>
         </w:rPr>
-        <w:t>A figure with area 48 cm</w:t>
+        <w:t xml:space="preserve">A figure with area </w:t>
       </w:r>
       <w:r>
-        <w:rPr>
-          <w:b w:val="0"/>
-          <w:i w:val="0"/>
-          <w:color w:val="1A1A1A"/>
-          <w:sz w:val="21"/>
-          <w:vertAlign w:val="superscript"/>
-        </w:rPr>
-        <w:t>2</w:t>
+        <w:drawing>
+          <wp:inline xmlns:a="http://schemas.openxmlformats.org/drawingml/2006/main" xmlns:pic="http://schemas.openxmlformats.org/drawingml/2006/picture">
+            <wp:extent cx="441960" cy="143256"/>
+            <wp:docPr id="4" name="Picture 4"/>
+            <wp:cNvGraphicFramePr>
+              <a:graphicFrameLocks noChangeAspect="1"/>
+            </wp:cNvGraphicFramePr>
+            <a:graphic>
+              <a:graphicData uri="http://schemas.openxmlformats.org/drawingml/2006/picture">
+                <pic:pic>
+                  <pic:nvPicPr>
+                    <pic:cNvPr id="0" name="4531598a3882d139.png"/>
+                    <pic:cNvPicPr/>
+                  </pic:nvPicPr>
+                  <pic:blipFill>
+                    <a:blip r:embed="rId11"/>
+                    <a:stretch>
+                      <a:fillRect/>
+                    </a:stretch>
+                  </pic:blipFill>
+                  <pic:spPr>
+                    <a:xfrm>
+                      <a:off x="0" y="0"/>
+                      <a:ext cx="441960" cy="143256"/>
+                    </a:xfrm>
+                    <a:prstGeom prst="rect"/>
+                  </pic:spPr>
+                </pic:pic>
+              </a:graphicData>
+            </a:graphic>
+          </wp:inline>
+        </w:drawing>
       </w:r>
       <w:r>
         <w:rPr>
@@ -2476,7 +2610,50 @@
           <w:color w:val="1A1A1A"/>
           <w:sz w:val="21"/>
         </w:rPr>
-        <w:t xml:space="preserve"> is scaled by k = ½.  What is the copy's area?  →  </w:t>
+        <w:t xml:space="preserve"> is scaled by </w:t>
+      </w:r>
+      <w:r>
+        <w:drawing>
+          <wp:inline xmlns:a="http://schemas.openxmlformats.org/drawingml/2006/main" xmlns:pic="http://schemas.openxmlformats.org/drawingml/2006/picture">
+            <wp:extent cx="295656" cy="213360"/>
+            <wp:docPr id="5" name="Picture 5"/>
+            <wp:cNvGraphicFramePr>
+              <a:graphicFrameLocks noChangeAspect="1"/>
+            </wp:cNvGraphicFramePr>
+            <a:graphic>
+              <a:graphicData uri="http://schemas.openxmlformats.org/drawingml/2006/picture">
+                <pic:pic>
+                  <pic:nvPicPr>
+                    <pic:cNvPr id="0" name="4c16c08f73accb3b.png"/>
+                    <pic:cNvPicPr/>
+                  </pic:nvPicPr>
+                  <pic:blipFill>
+                    <a:blip r:embed="rId12"/>
+                    <a:stretch>
+                      <a:fillRect/>
+                    </a:stretch>
+                  </pic:blipFill>
+                  <pic:spPr>
+                    <a:xfrm>
+                      <a:off x="0" y="0"/>
+                      <a:ext cx="295656" cy="213360"/>
+                    </a:xfrm>
+                    <a:prstGeom prst="rect"/>
+                  </pic:spPr>
+                </pic:pic>
+              </a:graphicData>
+            </a:graphic>
+          </wp:inline>
+        </w:drawing>
+      </w:r>
+      <w:r>
+        <w:rPr>
+          <w:b w:val="0"/>
+          <w:i w:val="0"/>
+          <w:color w:val="1A1A1A"/>
+          <w:sz w:val="21"/>
+        </w:rPr>
+        <w:t xml:space="preserve">.  What is the copy's area?  →  </w:t>
       </w:r>
       <w:r>
         <w:rPr>
@@ -2556,17 +2733,41 @@
           <w:color w:val="1A1A1A"/>
           <w:sz w:val="21"/>
         </w:rPr>
-        <w:t>A figure with area 10 cm</w:t>
+        <w:t xml:space="preserve">A figure with area </w:t>
       </w:r>
       <w:r>
-        <w:rPr>
-          <w:b w:val="0"/>
-          <w:i w:val="0"/>
-          <w:color w:val="1A1A1A"/>
-          <w:sz w:val="21"/>
-          <w:vertAlign w:val="superscript"/>
-        </w:rPr>
-        <w:t>2</w:t>
+        <w:drawing>
+          <wp:inline xmlns:a="http://schemas.openxmlformats.org/drawingml/2006/main" xmlns:pic="http://schemas.openxmlformats.org/drawingml/2006/picture">
+            <wp:extent cx="423672" cy="143256"/>
+            <wp:docPr id="6" name="Picture 6"/>
+            <wp:cNvGraphicFramePr>
+              <a:graphicFrameLocks noChangeAspect="1"/>
+            </wp:cNvGraphicFramePr>
+            <a:graphic>
+              <a:graphicData uri="http://schemas.openxmlformats.org/drawingml/2006/picture">
+                <pic:pic>
+                  <pic:nvPicPr>
+                    <pic:cNvPr id="0" name="62e20b5d2e5fab2f.png"/>
+                    <pic:cNvPicPr/>
+                  </pic:nvPicPr>
+                  <pic:blipFill>
+                    <a:blip r:embed="rId13"/>
+                    <a:stretch>
+                      <a:fillRect/>
+                    </a:stretch>
+                  </pic:blipFill>
+                  <pic:spPr>
+                    <a:xfrm>
+                      <a:off x="0" y="0"/>
+                      <a:ext cx="423672" cy="143256"/>
+                    </a:xfrm>
+                    <a:prstGeom prst="rect"/>
+                  </pic:spPr>
+                </pic:pic>
+              </a:graphicData>
+            </a:graphic>
+          </wp:inline>
+        </w:drawing>
       </w:r>
       <w:r>
         <w:rPr>
@@ -2575,7 +2776,50 @@
           <w:color w:val="1A1A1A"/>
           <w:sz w:val="21"/>
         </w:rPr>
-        <w:t xml:space="preserve"> is scaled by k = 3. What is the copy's area?  →  </w:t>
+        <w:t xml:space="preserve"> is scaled by </w:t>
+      </w:r>
+      <w:r>
+        <w:drawing>
+          <wp:inline xmlns:a="http://schemas.openxmlformats.org/drawingml/2006/main" xmlns:pic="http://schemas.openxmlformats.org/drawingml/2006/picture">
+            <wp:extent cx="304800" cy="118872"/>
+            <wp:docPr id="7" name="Picture 7"/>
+            <wp:cNvGraphicFramePr>
+              <a:graphicFrameLocks noChangeAspect="1"/>
+            </wp:cNvGraphicFramePr>
+            <a:graphic>
+              <a:graphicData uri="http://schemas.openxmlformats.org/drawingml/2006/picture">
+                <pic:pic>
+                  <pic:nvPicPr>
+                    <pic:cNvPr id="0" name="a8cd0284ae759161.png"/>
+                    <pic:cNvPicPr/>
+                  </pic:nvPicPr>
+                  <pic:blipFill>
+                    <a:blip r:embed="rId14"/>
+                    <a:stretch>
+                      <a:fillRect/>
+                    </a:stretch>
+                  </pic:blipFill>
+                  <pic:spPr>
+                    <a:xfrm>
+                      <a:off x="0" y="0"/>
+                      <a:ext cx="304800" cy="118872"/>
+                    </a:xfrm>
+                    <a:prstGeom prst="rect"/>
+                  </pic:spPr>
+                </pic:pic>
+              </a:graphicData>
+            </a:graphic>
+          </wp:inline>
+        </w:drawing>
+      </w:r>
+      <w:r>
+        <w:rPr>
+          <w:b w:val="0"/>
+          <w:i w:val="0"/>
+          <w:color w:val="1A1A1A"/>
+          <w:sz w:val="21"/>
+        </w:rPr>
+        <w:t xml:space="preserve">. What is the copy's area?  →  </w:t>
       </w:r>
       <w:r>
         <w:rPr>
@@ -2645,17 +2889,41 @@
           <w:color w:val="1A1A1A"/>
           <w:sz w:val="21"/>
         </w:rPr>
-        <w:t>A figure with area 8 cm</w:t>
+        <w:t xml:space="preserve">A figure with area </w:t>
       </w:r>
       <w:r>
-        <w:rPr>
-          <w:b w:val="0"/>
-          <w:i w:val="0"/>
-          <w:color w:val="1A1A1A"/>
-          <w:sz w:val="21"/>
-          <w:vertAlign w:val="superscript"/>
-        </w:rPr>
-        <w:t>2</w:t>
+        <w:drawing>
+          <wp:inline xmlns:a="http://schemas.openxmlformats.org/drawingml/2006/main" xmlns:pic="http://schemas.openxmlformats.org/drawingml/2006/picture">
+            <wp:extent cx="350520" cy="143256"/>
+            <wp:docPr id="8" name="Picture 8"/>
+            <wp:cNvGraphicFramePr>
+              <a:graphicFrameLocks noChangeAspect="1"/>
+            </wp:cNvGraphicFramePr>
+            <a:graphic>
+              <a:graphicData uri="http://schemas.openxmlformats.org/drawingml/2006/picture">
+                <pic:pic>
+                  <pic:nvPicPr>
+                    <pic:cNvPr id="0" name="a82d27ca15948b4c.png"/>
+                    <pic:cNvPicPr/>
+                  </pic:nvPicPr>
+                  <pic:blipFill>
+                    <a:blip r:embed="rId15"/>
+                    <a:stretch>
+                      <a:fillRect/>
+                    </a:stretch>
+                  </pic:blipFill>
+                  <pic:spPr>
+                    <a:xfrm>
+                      <a:off x="0" y="0"/>
+                      <a:ext cx="350520" cy="143256"/>
+                    </a:xfrm>
+                    <a:prstGeom prst="rect"/>
+                  </pic:spPr>
+                </pic:pic>
+              </a:graphicData>
+            </a:graphic>
+          </wp:inline>
+        </w:drawing>
       </w:r>
       <w:r>
         <w:rPr>
@@ -2664,7 +2932,50 @@
           <w:color w:val="1A1A1A"/>
           <w:sz w:val="21"/>
         </w:rPr>
-        <w:t xml:space="preserve"> is scaled by k = 1.5.  What is the copy's area?  →  </w:t>
+        <w:t xml:space="preserve"> is scaled by </w:t>
+      </w:r>
+      <w:r>
+        <w:drawing>
+          <wp:inline xmlns:a="http://schemas.openxmlformats.org/drawingml/2006/main" xmlns:pic="http://schemas.openxmlformats.org/drawingml/2006/picture">
+            <wp:extent cx="429768" cy="118872"/>
+            <wp:docPr id="9" name="Picture 9"/>
+            <wp:cNvGraphicFramePr>
+              <a:graphicFrameLocks noChangeAspect="1"/>
+            </wp:cNvGraphicFramePr>
+            <a:graphic>
+              <a:graphicData uri="http://schemas.openxmlformats.org/drawingml/2006/picture">
+                <pic:pic>
+                  <pic:nvPicPr>
+                    <pic:cNvPr id="0" name="65ea15e34c4c0edb.png"/>
+                    <pic:cNvPicPr/>
+                  </pic:nvPicPr>
+                  <pic:blipFill>
+                    <a:blip r:embed="rId16"/>
+                    <a:stretch>
+                      <a:fillRect/>
+                    </a:stretch>
+                  </pic:blipFill>
+                  <pic:spPr>
+                    <a:xfrm>
+                      <a:off x="0" y="0"/>
+                      <a:ext cx="429768" cy="118872"/>
+                    </a:xfrm>
+                    <a:prstGeom prst="rect"/>
+                  </pic:spPr>
+                </pic:pic>
+              </a:graphicData>
+            </a:graphic>
+          </wp:inline>
+        </w:drawing>
+      </w:r>
+      <w:r>
+        <w:rPr>
+          <w:b w:val="0"/>
+          <w:i w:val="0"/>
+          <w:color w:val="1A1A1A"/>
+          <w:sz w:val="21"/>
+        </w:rPr>
+        <w:t xml:space="preserve">.  What is the copy's area?  →  </w:t>
       </w:r>
       <w:r>
         <w:rPr>
@@ -2804,7 +3115,41 @@
           <w:color w:val="1A1A1A"/>
           <w:sz w:val="21"/>
         </w:rPr>
-        <w:t>A triangle with sides 6, 8 and 10 cm is scaled by k = ½. Its area is 24 cm</w:t>
+        <w:t xml:space="preserve">A triangle with sides 6, 8 and 10 cm is scaled by </w:t>
+      </w:r>
+      <w:r>
+        <w:drawing>
+          <wp:inline xmlns:a="http://schemas.openxmlformats.org/drawingml/2006/main" xmlns:pic="http://schemas.openxmlformats.org/drawingml/2006/picture">
+            <wp:extent cx="295656" cy="213360"/>
+            <wp:docPr id="10" name="Picture 10"/>
+            <wp:cNvGraphicFramePr>
+              <a:graphicFrameLocks noChangeAspect="1"/>
+            </wp:cNvGraphicFramePr>
+            <a:graphic>
+              <a:graphicData uri="http://schemas.openxmlformats.org/drawingml/2006/picture">
+                <pic:pic>
+                  <pic:nvPicPr>
+                    <pic:cNvPr id="0" name="4c16c08f73accb3b.png"/>
+                    <pic:cNvPicPr/>
+                  </pic:nvPicPr>
+                  <pic:blipFill>
+                    <a:blip r:embed="rId12"/>
+                    <a:stretch>
+                      <a:fillRect/>
+                    </a:stretch>
+                  </pic:blipFill>
+                  <pic:spPr>
+                    <a:xfrm>
+                      <a:off x="0" y="0"/>
+                      <a:ext cx="295656" cy="213360"/>
+                    </a:xfrm>
+                    <a:prstGeom prst="rect"/>
+                  </pic:spPr>
+                </pic:pic>
+              </a:graphicData>
+            </a:graphic>
+          </wp:inline>
+        </w:drawing>
       </w:r>
       <w:r>
         <w:rPr>
@@ -2812,9 +3157,42 @@
           <w:i w:val="0"/>
           <w:color w:val="1A1A1A"/>
           <w:sz w:val="21"/>
-          <w:vertAlign w:val="superscript"/>
         </w:rPr>
-        <w:t>2</w:t>
+        <w:t xml:space="preserve">.  Its area is </w:t>
+      </w:r>
+      <w:r>
+        <w:drawing>
+          <wp:inline xmlns:a="http://schemas.openxmlformats.org/drawingml/2006/main" xmlns:pic="http://schemas.openxmlformats.org/drawingml/2006/picture">
+            <wp:extent cx="438912" cy="143256"/>
+            <wp:docPr id="11" name="Picture 11"/>
+            <wp:cNvGraphicFramePr>
+              <a:graphicFrameLocks noChangeAspect="1"/>
+            </wp:cNvGraphicFramePr>
+            <a:graphic>
+              <a:graphicData uri="http://schemas.openxmlformats.org/drawingml/2006/picture">
+                <pic:pic>
+                  <pic:nvPicPr>
+                    <pic:cNvPr id="0" name="9ef4121fdb7bdf9a.png"/>
+                    <pic:cNvPicPr/>
+                  </pic:nvPicPr>
+                  <pic:blipFill>
+                    <a:blip r:embed="rId17"/>
+                    <a:stretch>
+                      <a:fillRect/>
+                    </a:stretch>
+                  </pic:blipFill>
+                  <pic:spPr>
+                    <a:xfrm>
+                      <a:off x="0" y="0"/>
+                      <a:ext cx="438912" cy="143256"/>
+                    </a:xfrm>
+                    <a:prstGeom prst="rect"/>
+                  </pic:spPr>
+                </pic:pic>
+              </a:graphicData>
+            </a:graphic>
+          </wp:inline>
+        </w:drawing>
       </w:r>
       <w:r>
         <w:rPr>
@@ -2884,7 +3262,50 @@
           <w:color w:val="1A1A1A"/>
           <w:sz w:val="21"/>
         </w:rPr>
-        <w:t xml:space="preserve">A 4 in by 6 in photo, taken 3 years ago, is enlarged at k = 2.5.  What is the enlargement's area?  →  </w:t>
+        <w:t xml:space="preserve">A 4 in by 6 in photo, taken 3 years ago, is enlarged at </w:t>
+      </w:r>
+      <w:r>
+        <w:drawing>
+          <wp:inline xmlns:a="http://schemas.openxmlformats.org/drawingml/2006/main" xmlns:pic="http://schemas.openxmlformats.org/drawingml/2006/picture">
+            <wp:extent cx="429768" cy="118872"/>
+            <wp:docPr id="12" name="Picture 12"/>
+            <wp:cNvGraphicFramePr>
+              <a:graphicFrameLocks noChangeAspect="1"/>
+            </wp:cNvGraphicFramePr>
+            <a:graphic>
+              <a:graphicData uri="http://schemas.openxmlformats.org/drawingml/2006/picture">
+                <pic:pic>
+                  <pic:nvPicPr>
+                    <pic:cNvPr id="0" name="2c5ff623f3ebf612.png"/>
+                    <pic:cNvPicPr/>
+                  </pic:nvPicPr>
+                  <pic:blipFill>
+                    <a:blip r:embed="rId18"/>
+                    <a:stretch>
+                      <a:fillRect/>
+                    </a:stretch>
+                  </pic:blipFill>
+                  <pic:spPr>
+                    <a:xfrm>
+                      <a:off x="0" y="0"/>
+                      <a:ext cx="429768" cy="118872"/>
+                    </a:xfrm>
+                    <a:prstGeom prst="rect"/>
+                  </pic:spPr>
+                </pic:pic>
+              </a:graphicData>
+            </a:graphic>
+          </wp:inline>
+        </w:drawing>
+      </w:r>
+      <w:r>
+        <w:rPr>
+          <w:b w:val="0"/>
+          <w:i w:val="0"/>
+          <w:color w:val="1A1A1A"/>
+          <w:sz w:val="21"/>
+        </w:rPr>
+        <w:t xml:space="preserve">.  What is the enlargement's area?  →  </w:t>
       </w:r>
       <w:r>
         <w:rPr>

--- a/a7/packages/A7 Unit 5 - Multi-Step Proportional Relationships/Lessons/5.02/A7 5.02 Scale Factor Perimeter and Area - Teacher Edition.docx
+++ b/a7/packages/A7 Unit 5 - Multi-Step Proportional Relationships/Lessons/5.02/A7 5.02 Scale Factor Perimeter and Area - Teacher Edition.docx
@@ -1733,7 +1733,7 @@
           <w:color w:val="1A1A1A"/>
           <w:sz w:val="21"/>
         </w:rPr>
-        <w:t xml:space="preserve">Warm-Up — On your own. Four minutes. No notes.  </w:t>
+        <w:t xml:space="preserve">Warm-Up — On your own. No notes.  </w:t>
       </w:r>
       <w:r>
         <w:rPr>
